--- a/word/01-Conceito.docx
+++ b/word/01-Conceito.docx
@@ -2,7 +2,7 @@
 <file path=word/document.xml><?xml version="1.0" encoding="utf-8"?>
 <w:document xmlns:w="http://schemas.openxmlformats.org/wordprocessingml/2006/main" xmlns:m="http://schemas.openxmlformats.org/officeDocument/2006/math" xmlns:r="http://schemas.openxmlformats.org/officeDocument/2006/relationships" xmlns:o="urn:schemas-microsoft-com:office:office" xmlns:v="urn:schemas-microsoft-com:vml" xmlns:w10="urn:schemas-microsoft-com:office:word" xmlns:a="http://schemas.openxmlformats.org/drawingml/2006/main" xmlns:pic="http://schemas.openxmlformats.org/drawingml/2006/picture" xmlns:wp="http://schemas.openxmlformats.org/drawingml/2006/wordprocessingDrawing">
   <w:body>
-    <w:bookmarkStart w:id="28" w:name="sankofa-fragmentos-da-áfrica"/>
+    <w:bookmarkStart w:id="29" w:name="sankofa-fragmentos-da-áfrica"/>
     <w:p>
       <w:pPr>
         <w:pStyle w:val="Heading1"/>
@@ -368,13 +368,13 @@
       </w:r>
     </w:p>
     <w:bookmarkEnd w:id="24"/>
-    <w:bookmarkStart w:id="25" w:name="recorte-do-mvp"/>
+    <w:bookmarkStart w:id="25" w:name="estado-atual-v1.3.6-dev"/>
     <w:p>
       <w:pPr>
         <w:pStyle w:val="Heading2"/>
       </w:pPr>
       <w:r>
-        <w:t xml:space="preserve">Recorte do MVP</w:t>
+        <w:t xml:space="preserve">Estado atual (v1.3.6-dev)</w:t>
       </w:r>
     </w:p>
     <w:p>
@@ -382,23 +382,39 @@
         <w:pStyle w:val="FirstParagraph"/>
       </w:pPr>
       <w:r>
-        <w:t xml:space="preserve">O MVP cobre o</w:t>
-      </w:r>
-      <w:r>
-        <w:t xml:space="preserve"> </w:t>
-      </w:r>
-      <w:r>
-        <w:rPr>
-          <w:bCs/>
-          <w:b/>
-        </w:rPr>
-        <w:t xml:space="preserve">Mundo 1: Origens</w:t>
-      </w:r>
-      <w:r>
-        <w:t xml:space="preserve"> </w:t>
-      </w:r>
-      <w:r>
-        <w:t xml:space="preserve">com 5 enigmas validados a partir do Volume I da HGA:</w:t>
+        <w:t xml:space="preserve">A versão jogável cobre</w:t>
+      </w:r>
+      <w:r>
+        <w:t xml:space="preserve"> </w:t>
+      </w:r>
+      <w:r>
+        <w:rPr>
+          <w:bCs/>
+          <w:b/>
+        </w:rPr>
+        <w:t xml:space="preserve">os 8 mundos</w:t>
+      </w:r>
+      <w:r>
+        <w:t xml:space="preserve"> </w:t>
+      </w:r>
+      <w:r>
+        <w:t xml:space="preserve">com</w:t>
+      </w:r>
+      <w:r>
+        <w:t xml:space="preserve"> </w:t>
+      </w:r>
+      <w:r>
+        <w:rPr>
+          <w:bCs/>
+          <w:b/>
+        </w:rPr>
+        <w:t xml:space="preserve">71 enigmas</w:t>
+      </w:r>
+      <w:r>
+        <w:t xml:space="preserve"> </w:t>
+      </w:r>
+      <w:r>
+        <w:t xml:space="preserve">validados a partir dos Volumes I–VIII da HGA:</w:t>
       </w:r>
     </w:p>
     <w:p>
@@ -410,7 +426,17 @@
         <w:pStyle w:val="Compact"/>
       </w:pPr>
       <w:r>
-        <w:t xml:space="preserve">O Berço (Vale do Rift / Lucy)</w:t>
+        <w:rPr>
+          <w:bCs/>
+          <w:b/>
+        </w:rPr>
+        <w:t xml:space="preserve">Mundo 1 — Origens</w:t>
+      </w:r>
+      <w:r>
+        <w:t xml:space="preserve"> </w:t>
+      </w:r>
+      <w:r>
+        <w:t xml:space="preserve">(15 enigmas): Vale do Rift, Saara verde, metalurgia, expansão Bantu, arte rupestre.</w:t>
       </w:r>
     </w:p>
     <w:p>
@@ -422,7 +448,17 @@
         <w:pStyle w:val="Compact"/>
       </w:pPr>
       <w:r>
-        <w:t xml:space="preserve">O Deserto que Foi Jardim (Saara verde / Tassili n’Ajjer)</w:t>
+        <w:rPr>
+          <w:bCs/>
+          <w:b/>
+        </w:rPr>
+        <w:t xml:space="preserve">Mundo 2 — Reinos do Nilo</w:t>
+      </w:r>
+      <w:r>
+        <w:t xml:space="preserve"> </w:t>
+      </w:r>
+      <w:r>
+        <w:t xml:space="preserve">(8): Kemet, Hatshepsut, hieróglifos, Núbia, Aksum.</w:t>
       </w:r>
     </w:p>
     <w:p>
@@ -434,7 +470,17 @@
         <w:pStyle w:val="Compact"/>
       </w:pPr>
       <w:r>
-        <w:t xml:space="preserve">Os Tecelões do Fogo (metalurgia do ferro / Cyamudongo)</w:t>
+        <w:rPr>
+          <w:bCs/>
+          <w:b/>
+        </w:rPr>
+        <w:t xml:space="preserve">Mundo 3 — Impérios do Sahel</w:t>
+      </w:r>
+      <w:r>
+        <w:t xml:space="preserve"> </w:t>
+      </w:r>
+      <w:r>
+        <w:t xml:space="preserve">(8): Mansa Musa, Sundiata, Tombuctu, Songhai.</w:t>
       </w:r>
     </w:p>
     <w:p>
@@ -446,7 +492,17 @@
         <w:pStyle w:val="Compact"/>
       </w:pPr>
       <w:r>
-        <w:t xml:space="preserve">A Grande Caminhada (expansão Bantu)</w:t>
+        <w:rPr>
+          <w:bCs/>
+          <w:b/>
+        </w:rPr>
+        <w:t xml:space="preserve">Mundo 4 — Costas e Rotas</w:t>
+      </w:r>
+      <w:r>
+        <w:t xml:space="preserve"> </w:t>
+      </w:r>
+      <w:r>
+        <w:t xml:space="preserve">(8): Kilwa, Grande Zimbabwe, suaíli, monção.</w:t>
       </w:r>
     </w:p>
     <w:p>
@@ -458,7 +514,93 @@
         <w:pStyle w:val="Compact"/>
       </w:pPr>
       <w:r>
-        <w:t xml:space="preserve">A Arte nas Pedras (arte rupestre saariana)</w:t>
+        <w:rPr>
+          <w:bCs/>
+          <w:b/>
+        </w:rPr>
+        <w:t xml:space="preserve">Mundo 5 — Florestas e Reinos</w:t>
+      </w:r>
+      <w:r>
+        <w:t xml:space="preserve"> </w:t>
+      </w:r>
+      <w:r>
+        <w:t xml:space="preserve">(8): Bronzes do Benin, Kongo, Ifé, Asante.</w:t>
+      </w:r>
+    </w:p>
+    <w:p>
+      <w:pPr>
+        <w:numPr>
+          <w:ilvl w:val="0"/>
+          <w:numId w:val="1003"/>
+        </w:numPr>
+        <w:pStyle w:val="Compact"/>
+      </w:pPr>
+      <w:r>
+        <w:rPr>
+          <w:bCs/>
+          <w:b/>
+        </w:rPr>
+        <w:t xml:space="preserve">Mundo 6 — Resistência</w:t>
+      </w:r>
+      <w:r>
+        <w:t xml:space="preserve"> </w:t>
+      </w:r>
+      <w:r>
+        <w:t xml:space="preserve">(8): Palmares, Zumbi, Dandara, Haiti, Carlota Lucumí.</w:t>
+      </w:r>
+    </w:p>
+    <w:p>
+      <w:pPr>
+        <w:numPr>
+          <w:ilvl w:val="0"/>
+          <w:numId w:val="1003"/>
+        </w:numPr>
+        <w:pStyle w:val="Compact"/>
+      </w:pPr>
+      <w:r>
+        <w:rPr>
+          <w:bCs/>
+          <w:b/>
+        </w:rPr>
+        <w:t xml:space="preserve">Mundo 7 — O Encontro Forçado</w:t>
+      </w:r>
+      <w:r>
+        <w:t xml:space="preserve"> </w:t>
+      </w:r>
+      <w:r>
+        <w:t xml:space="preserve">(8): candomblé, capoeira, samba, terreiros.</w:t>
+      </w:r>
+    </w:p>
+    <w:p>
+      <w:pPr>
+        <w:numPr>
+          <w:ilvl w:val="0"/>
+          <w:numId w:val="1003"/>
+        </w:numPr>
+        <w:pStyle w:val="Compact"/>
+      </w:pPr>
+      <w:r>
+        <w:rPr>
+          <w:bCs/>
+          <w:b/>
+        </w:rPr>
+        <w:t xml:space="preserve">Mundo 8 — Luta e Liberdade</w:t>
+      </w:r>
+      <w:r>
+        <w:t xml:space="preserve"> </w:t>
+      </w:r>
+      <w:r>
+        <w:t xml:space="preserve">(8): Berlim, Lumumba, Cabral, Mandela.</w:t>
+      </w:r>
+    </w:p>
+    <w:bookmarkEnd w:id="25"/>
+    <w:bookmarkStart w:id="26" w:name="sistemas-pedagógicos-vivos"/>
+    <w:p>
+      <w:pPr>
+        <w:pStyle w:val="Heading2"/>
+      </w:pPr>
+      <w:r>
+        <w:t xml:space="preserve">Sistemas pedagógicos vivos</w:t>
       </w:r>
     </w:p>
     <w:p>
@@ -466,7 +608,102 @@
         <w:pStyle w:val="FirstParagraph"/>
       </w:pPr>
       <w:r>
-        <w:t xml:space="preserve">Estrutura permite expansão para 8 mundos (até</w:t>
+        <w:t xml:space="preserve">Além do loop básico, o jogo tem mecânicas educativas próprias:</w:t>
+      </w:r>
+    </w:p>
+    <w:p>
+      <w:pPr>
+        <w:numPr>
+          <w:ilvl w:val="0"/>
+          <w:numId w:val="1004"/>
+        </w:numPr>
+        <w:pStyle w:val="Compact"/>
+      </w:pPr>
+      <w:r>
+        <w:rPr>
+          <w:bCs/>
+          <w:b/>
+        </w:rPr>
+        <w:t xml:space="preserve">Avanço liberal</w:t>
+      </w:r>
+      <w:r>
+        <w:t xml:space="preserve">: próximo mundo abre com 70% de acerto, não 100%. Errar não bloqueia.</w:t>
+      </w:r>
+    </w:p>
+    <w:p>
+      <w:pPr>
+        <w:numPr>
+          <w:ilvl w:val="0"/>
+          <w:numId w:val="1004"/>
+        </w:numPr>
+        <w:pStyle w:val="Compact"/>
+      </w:pPr>
+      <w:r>
+        <w:rPr>
+          <w:bCs/>
+          <w:b/>
+        </w:rPr>
+        <w:t xml:space="preserve">Mestria 100%</w:t>
+      </w:r>
+      <w:r>
+        <w:t xml:space="preserve"> </w:t>
+      </w:r>
+      <w:r>
+        <w:t xml:space="preserve">(+100 cauris) e</w:t>
+      </w:r>
+      <w:r>
+        <w:t xml:space="preserve"> </w:t>
+      </w:r>
+      <w:r>
+        <w:rPr>
+          <w:bCs/>
+          <w:b/>
+        </w:rPr>
+        <w:t xml:space="preserve">Mestria Perfeita</w:t>
+      </w:r>
+      <w:r>
+        <w:t xml:space="preserve"> </w:t>
+      </w:r>
+      <w:r>
+        <w:t xml:space="preserve">— 100% com ≥80% acertos em 1ª tentativa (+250 cauris).</w:t>
+      </w:r>
+    </w:p>
+    <w:p>
+      <w:pPr>
+        <w:numPr>
+          <w:ilvl w:val="0"/>
+          <w:numId w:val="1004"/>
+        </w:numPr>
+        <w:pStyle w:val="Compact"/>
+      </w:pPr>
+      <w:r>
+        <w:rPr>
+          <w:bCs/>
+          <w:b/>
+        </w:rPr>
+        <w:t xml:space="preserve">Caderno de Revisão</w:t>
+      </w:r>
+      <w:r>
+        <w:t xml:space="preserve">: enigmas errados ficam pendentes com tracking persistente; ao voltar e acertar, sem cauris extras (reforço puro).</w:t>
+      </w:r>
+    </w:p>
+    <w:p>
+      <w:pPr>
+        <w:numPr>
+          <w:ilvl w:val="0"/>
+          <w:numId w:val="1004"/>
+        </w:numPr>
+        <w:pStyle w:val="Compact"/>
+      </w:pPr>
+      <w:r>
+        <w:rPr>
+          <w:bCs/>
+          <w:b/>
+        </w:rPr>
+        <w:t xml:space="preserve">Karma + Skip</w:t>
+      </w:r>
+      <w:r>
+        <w:t xml:space="preserve">: se &gt;50% pendente,</w:t>
       </w:r>
       <w:r>
         <w:t xml:space="preserve"> </w:t>
@@ -475,17 +712,228 @@
         <w:t xml:space="preserve">“</w:t>
       </w:r>
       <w:r>
-        <w:t xml:space="preserve">Luta e Liberdade</w:t>
+        <w:t xml:space="preserve">anciãos</w:t>
       </w:r>
       <w:r>
         <w:t xml:space="preserve">”</w:t>
       </w:r>
       <w:r>
-        <w:t xml:space="preserve">, séc. XIX–XXI).</w:t>
-      </w:r>
-    </w:p>
-    <w:bookmarkEnd w:id="25"/>
-    <w:bookmarkStart w:id="26" w:name="princípios-de-design"/>
+        <w:t xml:space="preserve"> </w:t>
+      </w:r>
+      <w:r>
+        <w:t xml:space="preserve">sugerem revisar antes; insistir custa 50 cauris. Pular após 2 erros: +5 pts piedade, sem cauris.</w:t>
+      </w:r>
+    </w:p>
+    <w:p>
+      <w:pPr>
+        <w:numPr>
+          <w:ilvl w:val="0"/>
+          <w:numId w:val="1004"/>
+        </w:numPr>
+        <w:pStyle w:val="Compact"/>
+      </w:pPr>
+      <w:r>
+        <w:rPr>
+          <w:bCs/>
+          <w:b/>
+        </w:rPr>
+        <w:t xml:space="preserve">Audiência Real / Daily</w:t>
+      </w:r>
+      <w:r>
+        <w:t xml:space="preserve">: súdito do dia entrega frase histórica + cauris bônus.</w:t>
+      </w:r>
+    </w:p>
+    <w:p>
+      <w:pPr>
+        <w:numPr>
+          <w:ilvl w:val="0"/>
+          <w:numId w:val="1004"/>
+        </w:numPr>
+        <w:pStyle w:val="Compact"/>
+      </w:pPr>
+      <w:r>
+        <w:rPr>
+          <w:bCs/>
+          <w:b/>
+        </w:rPr>
+        <w:t xml:space="preserve">Festivais HGA</w:t>
+      </w:r>
+      <w:r>
+        <w:t xml:space="preserve"> </w:t>
+      </w:r>
+      <w:r>
+        <w:t xml:space="preserve">(Dia da África 25/05, Consciência Negra 20/11, Lua Nova, Festa Sankofa): multiplicador ×1.5–2.0 em cauris.</w:t>
+      </w:r>
+    </w:p>
+    <w:p>
+      <w:pPr>
+        <w:numPr>
+          <w:ilvl w:val="0"/>
+          <w:numId w:val="1004"/>
+        </w:numPr>
+        <w:pStyle w:val="Compact"/>
+      </w:pPr>
+      <w:r>
+        <w:rPr>
+          <w:bCs/>
+          <w:b/>
+        </w:rPr>
+        <w:t xml:space="preserve">Selo Real PNG</w:t>
+      </w:r>
+      <w:r>
+        <w:t xml:space="preserve"> </w:t>
+      </w:r>
+      <w:r>
+        <w:t xml:space="preserve">(1080×1080): exporta casa+título+mosaico para partilha.</w:t>
+      </w:r>
+    </w:p>
+    <w:p>
+      <w:pPr>
+        <w:numPr>
+          <w:ilvl w:val="0"/>
+          <w:numId w:val="1004"/>
+        </w:numPr>
+        <w:pStyle w:val="Compact"/>
+      </w:pPr>
+      <w:r>
+        <w:rPr>
+          <w:bCs/>
+          <w:b/>
+        </w:rPr>
+        <w:t xml:space="preserve">9 Casas Reais</w:t>
+      </w:r>
+      <w:r>
+        <w:t xml:space="preserve"> </w:t>
+      </w:r>
+      <w:r>
+        <w:t xml:space="preserve">com perks (Kemet bônus Vol. II, Asante 1ª tentativa, Quilombo dobra streak, etc.) e</w:t>
+      </w:r>
+      <w:r>
+        <w:t xml:space="preserve"> </w:t>
+      </w:r>
+      <w:r>
+        <w:rPr>
+          <w:bCs/>
+          <w:b/>
+        </w:rPr>
+        <w:t xml:space="preserve">9 Súditos NPC</w:t>
+      </w:r>
+      <w:r>
+        <w:t xml:space="preserve"> </w:t>
+      </w:r>
+      <w:r>
+        <w:t xml:space="preserve">desbloqueados por marcos.</w:t>
+      </w:r>
+    </w:p>
+    <w:p>
+      <w:pPr>
+        <w:numPr>
+          <w:ilvl w:val="0"/>
+          <w:numId w:val="1004"/>
+        </w:numPr>
+        <w:pStyle w:val="Compact"/>
+      </w:pPr>
+      <w:r>
+        <w:rPr>
+          <w:bCs/>
+          <w:b/>
+        </w:rPr>
+        <w:t xml:space="preserve">Genealogia</w:t>
+      </w:r>
+      <w:r>
+        <w:t xml:space="preserve">: árvore de ancestrais por casa (35+ entradas) acessível no Trono.</w:t>
+      </w:r>
+    </w:p>
+    <w:p>
+      <w:pPr>
+        <w:numPr>
+          <w:ilvl w:val="0"/>
+          <w:numId w:val="1004"/>
+        </w:numPr>
+        <w:pStyle w:val="Compact"/>
+      </w:pPr>
+      <w:r>
+        <w:rPr>
+          <w:bCs/>
+          <w:b/>
+        </w:rPr>
+        <w:t xml:space="preserve">Liga local multi-perfil</w:t>
+      </w:r>
+      <w:r>
+        <w:t xml:space="preserve"> </w:t>
+      </w:r>
+      <w:r>
+        <w:t xml:space="preserve">+</w:t>
+      </w:r>
+      <w:r>
+        <w:t xml:space="preserve"> </w:t>
+      </w:r>
+      <w:r>
+        <w:rPr>
+          <w:bCs/>
+          <w:b/>
+        </w:rPr>
+        <w:t xml:space="preserve">Liga Global Supabase opt-in</w:t>
+      </w:r>
+      <w:r>
+        <w:t xml:space="preserve"> </w:t>
+      </w:r>
+      <w:r>
+        <w:t xml:space="preserve">(com aba</w:t>
+      </w:r>
+      <w:r>
+        <w:t xml:space="preserve"> </w:t>
+      </w:r>
+      <w:r>
+        <w:rPr>
+          <w:rStyle w:val="VerbatimChar"/>
+        </w:rPr>
+        <w:t xml:space="preserve">#MinhaTag</w:t>
+      </w:r>
+      <w:r>
+        <w:t xml:space="preserve">) +</w:t>
+      </w:r>
+      <w:r>
+        <w:t xml:space="preserve"> </w:t>
+      </w:r>
+      <w:r>
+        <w:rPr>
+          <w:bCs/>
+          <w:b/>
+        </w:rPr>
+        <w:t xml:space="preserve">Torneio Semanal Assíncrono</w:t>
+      </w:r>
+      <w:r>
+        <w:t xml:space="preserve"> </w:t>
+      </w:r>
+      <w:r>
+        <w:t xml:space="preserve">(5 enigmas, anti-cheat server-side).</w:t>
+      </w:r>
+    </w:p>
+    <w:p>
+      <w:pPr>
+        <w:numPr>
+          <w:ilvl w:val="0"/>
+          <w:numId w:val="1004"/>
+        </w:numPr>
+        <w:pStyle w:val="Compact"/>
+      </w:pPr>
+      <w:r>
+        <w:rPr>
+          <w:bCs/>
+          <w:b/>
+        </w:rPr>
+        <w:t xml:space="preserve">TTS</w:t>
+      </w:r>
+      <w:r>
+        <w:t xml:space="preserve"> </w:t>
+      </w:r>
+      <w:r>
+        <w:t xml:space="preserve">(Web Speech API): leitura de pergunta e contexto, opt-in.</w:t>
+      </w:r>
+    </w:p>
+    <w:bookmarkEnd w:id="26"/>
+    <w:bookmarkStart w:id="27" w:name="princípios-de-design"/>
     <w:p>
       <w:pPr>
         <w:pStyle w:val="Heading2"/>
@@ -498,7 +946,7 @@
       <w:pPr>
         <w:numPr>
           <w:ilvl w:val="0"/>
-          <w:numId w:val="1004"/>
+          <w:numId w:val="1005"/>
         </w:numPr>
         <w:pStyle w:val="Compact"/>
       </w:pPr>
@@ -517,7 +965,7 @@
       <w:pPr>
         <w:numPr>
           <w:ilvl w:val="0"/>
-          <w:numId w:val="1004"/>
+          <w:numId w:val="1005"/>
         </w:numPr>
         <w:pStyle w:val="Compact"/>
       </w:pPr>
@@ -536,7 +984,7 @@
       <w:pPr>
         <w:numPr>
           <w:ilvl w:val="0"/>
-          <w:numId w:val="1004"/>
+          <w:numId w:val="1005"/>
         </w:numPr>
         <w:pStyle w:val="Compact"/>
       </w:pPr>
@@ -555,7 +1003,7 @@
       <w:pPr>
         <w:numPr>
           <w:ilvl w:val="0"/>
-          <w:numId w:val="1004"/>
+          <w:numId w:val="1005"/>
         </w:numPr>
         <w:pStyle w:val="Compact"/>
       </w:pPr>
@@ -574,7 +1022,7 @@
       <w:pPr>
         <w:numPr>
           <w:ilvl w:val="0"/>
-          <w:numId w:val="1004"/>
+          <w:numId w:val="1005"/>
         </w:numPr>
         <w:pStyle w:val="Compact"/>
       </w:pPr>
@@ -586,14 +1034,33 @@
         <w:t xml:space="preserve">Erro sem punição</w:t>
       </w:r>
       <w:r>
-        <w:t xml:space="preserve">: errar abre caminho para pistas, não bloqueia.</w:t>
-      </w:r>
-    </w:p>
-    <w:p>
-      <w:pPr>
-        <w:numPr>
-          <w:ilvl w:val="0"/>
-          <w:numId w:val="1004"/>
+        <w:t xml:space="preserve">: errar abre caminho para pistas, alimenta o Caderno de Revisão, não bloqueia o jogo.</w:t>
+      </w:r>
+    </w:p>
+    <w:p>
+      <w:pPr>
+        <w:numPr>
+          <w:ilvl w:val="0"/>
+          <w:numId w:val="1005"/>
+        </w:numPr>
+        <w:pStyle w:val="Compact"/>
+      </w:pPr>
+      <w:r>
+        <w:rPr>
+          <w:bCs/>
+          <w:b/>
+        </w:rPr>
+        <w:t xml:space="preserve">Avanço liberal, mestria opcional</w:t>
+      </w:r>
+      <w:r>
+        <w:t xml:space="preserve">: 70% destrava o próximo mundo; 100% e 100%+1ªtent ganham marcos honoríficos.</w:t>
+      </w:r>
+    </w:p>
+    <w:p>
+      <w:pPr>
+        <w:numPr>
+          <w:ilvl w:val="0"/>
+          <w:numId w:val="1005"/>
         </w:numPr>
         <w:pStyle w:val="Compact"/>
       </w:pPr>
@@ -614,8 +1081,27 @@
         <w:t xml:space="preserve">no lugar de bipes genéricos.</w:t>
       </w:r>
     </w:p>
-    <w:bookmarkEnd w:id="26"/>
-    <w:bookmarkStart w:id="27" w:name="frase-curta"/>
+    <w:p>
+      <w:pPr>
+        <w:numPr>
+          <w:ilvl w:val="0"/>
+          <w:numId w:val="1005"/>
+        </w:numPr>
+        <w:pStyle w:val="Compact"/>
+      </w:pPr>
+      <w:r>
+        <w:rPr>
+          <w:bCs/>
+          <w:b/>
+        </w:rPr>
+        <w:t xml:space="preserve">Identidade afro-histórica</w:t>
+      </w:r>
+      <w:r>
+        <w:t xml:space="preserve">: nicks da HGA, casas reais, súditos, genealogia — pertencimento como mecânica.</w:t>
+      </w:r>
+    </w:p>
+    <w:bookmarkEnd w:id="27"/>
+    <w:bookmarkStart w:id="28" w:name="frase-curta"/>
     <w:p>
       <w:pPr>
         <w:pStyle w:val="Heading2"/>
@@ -638,8 +1124,8 @@
         <w:t xml:space="preserve">memória africana — ao som de tambores, kalimbas e balafons.</w:t>
       </w:r>
     </w:p>
-    <w:bookmarkEnd w:id="27"/>
     <w:bookmarkEnd w:id="28"/>
+    <w:bookmarkEnd w:id="29"/>
     <w:sectPr/>
   </w:body>
 </w:document>
@@ -822,91 +1308,6 @@
       </w:pPr>
     </w:lvl>
   </w:abstractNum>
-  <w:abstractNum w:abstractNumId="99411">
-    <w:nsid w:val="A99411"/>
-    <w:multiLevelType w:val="multilevel"/>
-    <w:lvl w:ilvl="0">
-      <w:start w:val="1"/>
-      <w:numFmt w:val="decimal"/>
-      <w:lvlText w:val="%1."/>
-      <w:lvlJc w:val="left"/>
-      <w:pPr>
-        <w:ind w:left="720" w:hanging="480"/>
-      </w:pPr>
-    </w:lvl>
-    <w:lvl w:ilvl="1">
-      <w:start w:val="1"/>
-      <w:numFmt w:val="decimal"/>
-      <w:lvlText w:val="%2."/>
-      <w:lvlJc w:val="left"/>
-      <w:pPr>
-        <w:ind w:left="1440" w:hanging="480"/>
-      </w:pPr>
-    </w:lvl>
-    <w:lvl w:ilvl="2">
-      <w:start w:val="1"/>
-      <w:numFmt w:val="decimal"/>
-      <w:lvlText w:val="%3."/>
-      <w:lvlJc w:val="left"/>
-      <w:pPr>
-        <w:ind w:left="2160" w:hanging="480"/>
-      </w:pPr>
-    </w:lvl>
-    <w:lvl w:ilvl="3">
-      <w:start w:val="1"/>
-      <w:numFmt w:val="decimal"/>
-      <w:lvlText w:val="%4."/>
-      <w:lvlJc w:val="left"/>
-      <w:pPr>
-        <w:ind w:left="2880" w:hanging="480"/>
-      </w:pPr>
-    </w:lvl>
-    <w:lvl w:ilvl="4">
-      <w:start w:val="1"/>
-      <w:numFmt w:val="decimal"/>
-      <w:lvlText w:val="%5."/>
-      <w:lvlJc w:val="left"/>
-      <w:pPr>
-        <w:ind w:left="3600" w:hanging="480"/>
-      </w:pPr>
-    </w:lvl>
-    <w:lvl w:ilvl="5">
-      <w:start w:val="1"/>
-      <w:numFmt w:val="decimal"/>
-      <w:lvlText w:val="%6."/>
-      <w:lvlJc w:val="left"/>
-      <w:pPr>
-        <w:ind w:left="4320" w:hanging="480"/>
-      </w:pPr>
-    </w:lvl>
-    <w:lvl w:ilvl="6">
-      <w:start w:val="1"/>
-      <w:numFmt w:val="decimal"/>
-      <w:lvlText w:val="%7."/>
-      <w:lvlJc w:val="left"/>
-      <w:pPr>
-        <w:ind w:left="5040" w:hanging="480"/>
-      </w:pPr>
-    </w:lvl>
-    <w:lvl w:ilvl="7">
-      <w:start w:val="1"/>
-      <w:numFmt w:val="decimal"/>
-      <w:lvlText w:val="%8."/>
-      <w:lvlJc w:val="left"/>
-      <w:pPr>
-        <w:ind w:left="5760" w:hanging="480"/>
-      </w:pPr>
-    </w:lvl>
-    <w:lvl w:ilvl="8">
-      <w:start w:val="1"/>
-      <w:numFmt w:val="decimal"/>
-      <w:lvlText w:val="%9."/>
-      <w:lvlJc w:val="left"/>
-      <w:pPr>
-        <w:ind w:left="6480" w:hanging="480"/>
-      </w:pPr>
-    </w:lvl>
-  </w:abstractNum>
   <w:num w:numId="1000">
     <w:abstractNumId w:val="990"/>
   </w:num>
@@ -917,36 +1318,12 @@
     <w:abstractNumId w:val="991"/>
   </w:num>
   <w:num w:numId="1003">
-    <w:abstractNumId w:val="99411"/>
-    <w:lvlOverride w:ilvl="0">
-      <w:startOverride w:val="1"/>
-    </w:lvlOverride>
-    <w:lvlOverride w:ilvl="1">
-      <w:startOverride w:val="1"/>
-    </w:lvlOverride>
-    <w:lvlOverride w:ilvl="2">
-      <w:startOverride w:val="1"/>
-    </w:lvlOverride>
-    <w:lvlOverride w:ilvl="3">
-      <w:startOverride w:val="1"/>
-    </w:lvlOverride>
-    <w:lvlOverride w:ilvl="4">
-      <w:startOverride w:val="1"/>
-    </w:lvlOverride>
-    <w:lvlOverride w:ilvl="5">
-      <w:startOverride w:val="1"/>
-    </w:lvlOverride>
-    <w:lvlOverride w:ilvl="6">
-      <w:startOverride w:val="1"/>
-    </w:lvlOverride>
-    <w:lvlOverride w:ilvl="7">
-      <w:startOverride w:val="1"/>
-    </w:lvlOverride>
-    <w:lvlOverride w:ilvl="8">
-      <w:startOverride w:val="1"/>
-    </w:lvlOverride>
+    <w:abstractNumId w:val="991"/>
   </w:num>
   <w:num w:numId="1004">
+    <w:abstractNumId w:val="991"/>
+  </w:num>
+  <w:num w:numId="1005">
     <w:abstractNumId w:val="991"/>
   </w:num>
 </w:numbering>

--- a/word/01-Conceito.docx
+++ b/word/01-Conceito.docx
@@ -368,13 +368,13 @@
       </w:r>
     </w:p>
     <w:bookmarkEnd w:id="24"/>
-    <w:bookmarkStart w:id="25" w:name="estado-atual-v1.3.6-dev"/>
+    <w:bookmarkStart w:id="25" w:name="estado-atual-v1.3.9-dev"/>
     <w:p>
       <w:pPr>
         <w:pStyle w:val="Heading2"/>
       </w:pPr>
       <w:r>
-        <w:t xml:space="preserve">Estado atual (v1.3.6-dev)</w:t>
+        <w:t xml:space="preserve">Estado atual (v1.3.9-dev)</w:t>
       </w:r>
     </w:p>
     <w:p>
